--- a/docs/handover/word/EMHIP-07-Release-Notes-2026-09-30.docx
+++ b/docs/handover/word/EMHIP-07-Release-Notes-2026-09-30.docx
@@ -147,7 +147,7 @@
         <w:rPr>
           <w:sz w:val="21"/>
         </w:rPr>
-        <w:t>3.  Also fixed</w:t>
+        <w:t>3.  Pathways</w:t>
       </w:r>
     </w:p>
     <w:p>
@@ -159,7 +159,7 @@
         <w:rPr>
           <w:sz w:val="21"/>
         </w:rPr>
-        <w:t>4.  What users will notice</w:t>
+        <w:t>4.  Also fixed</w:t>
       </w:r>
     </w:p>
     <w:p>
@@ -171,7 +171,7 @@
         <w:rPr>
           <w:sz w:val="21"/>
         </w:rPr>
-        <w:t>5.  Upgrade notes for administrators</w:t>
+        <w:t>5.  What users will notice</w:t>
       </w:r>
     </w:p>
     <w:p>
@@ -183,7 +183,19 @@
         <w:rPr>
           <w:sz w:val="21"/>
         </w:rPr>
-        <w:t>6.  Retesting</w:t>
+        <w:t>6.  Upgrade notes for administrators</w:t>
+      </w:r>
+    </w:p>
+    <w:p>
+      <w:pPr>
+        <w:spacing w:after="40"/>
+        <w:ind w:left="113"/>
+      </w:pPr>
+      <w:r>
+        <w:rPr>
+          <w:sz w:val="21"/>
+        </w:rPr>
+        <w:t>7.  Retesting</w:t>
       </w:r>
     </w:p>
     <w:p>
@@ -295,6 +307,44 @@
               <w:rPr>
                 <w:sz w:val="19"/>
               </w:rPr>
+              <w:t>Pathways</w:t>
+            </w:r>
+          </w:p>
+        </w:tc>
+        <w:tc>
+          <w:tcPr>
+            <w:tcW w:type="dxa" w:w="6971"/>
+          </w:tcPr>
+          <w:p>
+            <w:pPr>
+              <w:spacing w:after="0" w:line="252" w:lineRule="auto"/>
+            </w:pPr>
+            <w:r>
+              <w:rPr>
+                <w:sz w:val="19"/>
+              </w:rPr>
+              <w:t>Only Mental Wellbeing, Clinical Support and Community Recovery, everywhere; practical-support categories removed</w:t>
+            </w:r>
+          </w:p>
+        </w:tc>
+      </w:tr>
+      <w:tr>
+        <w:trPr>
+          <w:cantSplit/>
+        </w:trPr>
+        <w:tc>
+          <w:tcPr>
+            <w:tcW w:type="dxa" w:w="2440"/>
+            <w:shd w:val="clear" w:color="auto" w:fill="FAF6F7"/>
+          </w:tcPr>
+          <w:p>
+            <w:pPr>
+              <w:spacing w:after="0" w:line="252" w:lineRule="auto"/>
+            </w:pPr>
+            <w:r>
+              <w:rPr>
+                <w:sz w:val="19"/>
+              </w:rPr>
               <w:t>Must fix (3 items)</w:t>
             </w:r>
           </w:p>
@@ -302,6 +352,7 @@
         <w:tc>
           <w:tcPr>
             <w:tcW w:type="dxa" w:w="6971"/>
+            <w:shd w:val="clear" w:color="auto" w:fill="FAF6F7"/>
           </w:tcPr>
           <w:p>
             <w:pPr>
@@ -323,7 +374,6 @@
         <w:tc>
           <w:tcPr>
             <w:tcW w:type="dxa" w:w="2440"/>
-            <w:shd w:val="clear" w:color="auto" w:fill="FAF6F7"/>
           </w:tcPr>
           <w:p>
             <w:pPr>
@@ -340,7 +390,6 @@
         <w:tc>
           <w:tcPr>
             <w:tcW w:type="dxa" w:w="6971"/>
-            <w:shd w:val="clear" w:color="auto" w:fill="FAF6F7"/>
           </w:tcPr>
           <w:p>
             <w:pPr>
@@ -362,6 +411,7 @@
         <w:tc>
           <w:tcPr>
             <w:tcW w:type="dxa" w:w="2440"/>
+            <w:shd w:val="clear" w:color="auto" w:fill="FAF6F7"/>
           </w:tcPr>
           <w:p>
             <w:pPr>
@@ -378,6 +428,7 @@
         <w:tc>
           <w:tcPr>
             <w:tcW w:type="dxa" w:w="6971"/>
+            <w:shd w:val="clear" w:color="auto" w:fill="FAF6F7"/>
           </w:tcPr>
           <w:p>
             <w:pPr>
@@ -399,7 +450,6 @@
         <w:tc>
           <w:tcPr>
             <w:tcW w:type="dxa" w:w="2440"/>
-            <w:shd w:val="clear" w:color="auto" w:fill="FAF6F7"/>
           </w:tcPr>
           <w:p>
             <w:pPr>
@@ -416,7 +466,6 @@
         <w:tc>
           <w:tcPr>
             <w:tcW w:type="dxa" w:w="6971"/>
-            <w:shd w:val="clear" w:color="auto" w:fill="FAF6F7"/>
           </w:tcPr>
           <w:p>
             <w:pPr>
@@ -1430,6 +1479,160 @@
       </w:pPr>
       <w:r>
         <w:rPr/>
+        <w:t>Pathways</w:t>
+      </w:r>
+    </w:p>
+    <w:p>
+      <w:r>
+        <w:rPr/>
+        <w:t xml:space="preserve">EMHIP has three pathways only: </w:t>
+      </w:r>
+      <w:r>
+        <w:rPr>
+          <w:b/>
+        </w:rPr>
+        <w:t>Mental Wellbeing</w:t>
+      </w:r>
+      <w:r>
+        <w:rPr/>
+        <w:t xml:space="preserve">, </w:t>
+      </w:r>
+      <w:r>
+        <w:rPr>
+          <w:b/>
+        </w:rPr>
+        <w:t>Clinical Support</w:t>
+      </w:r>
+      <w:r>
+        <w:rPr/>
+        <w:t xml:space="preserve"> and </w:t>
+      </w:r>
+      <w:r>
+        <w:rPr>
+          <w:b/>
+        </w:rPr>
+        <w:t>Community Recovery</w:t>
+      </w:r>
+      <w:r>
+        <w:rPr/>
+        <w:t>.</w:t>
+      </w:r>
+    </w:p>
+    <w:p>
+      <w:pPr>
+        <w:pStyle w:val="ListBullet"/>
+      </w:pPr>
+      <w:r>
+        <w:rPr/>
+        <w:t xml:space="preserve">The </w:t>
+      </w:r>
+      <w:r>
+        <w:rPr>
+          <w:b/>
+        </w:rPr>
+        <w:t>Pathway</w:t>
+      </w:r>
+      <w:r>
+        <w:rPr/>
+        <w:t xml:space="preserve"> filter and column on the guest list, the dashboard preview panels, the CMHW dashboard and </w:t>
+      </w:r>
+      <w:r>
+        <w:rPr>
+          <w:b/>
+        </w:rPr>
+        <w:t>Reports → Guest Report</w:t>
+      </w:r>
+      <w:r>
+        <w:rPr/>
+        <w:t xml:space="preserve"> now use these three. Before, they showed practical-support categories (Housing Advice, Employment Support, Benefits &amp; Financial Support, Food Essentials, Immigration &amp; Legal Advice, Other Practical Advice).</w:t>
+      </w:r>
+    </w:p>
+    <w:p>
+      <w:pPr>
+        <w:pStyle w:val="ListBullet"/>
+      </w:pPr>
+      <w:r>
+        <w:rPr/>
+        <w:t xml:space="preserve">The </w:t>
+      </w:r>
+      <w:r>
+        <w:rPr>
+          <w:b/>
+        </w:rPr>
+        <w:t>Support Referrals</w:t>
+      </w:r>
+      <w:r>
+        <w:rPr/>
+        <w:t xml:space="preserve"> card on the guest's </w:t>
+      </w:r>
+      <w:r>
+        <w:rPr>
+          <w:b/>
+        </w:rPr>
+        <w:t>Pathway History</w:t>
+      </w:r>
+      <w:r>
+        <w:rPr/>
+        <w:t xml:space="preserve"> tab is removed from view. Referrals already recorded are kept in the database.</w:t>
+      </w:r>
+    </w:p>
+    <w:p>
+      <w:pPr>
+        <w:pStyle w:val="ListBullet"/>
+      </w:pPr>
+      <w:r>
+        <w:rPr>
+          <w:b/>
+        </w:rPr>
+        <w:t>Reports → Overview → Pathway distribution</w:t>
+      </w:r>
+      <w:r>
+        <w:rPr/>
+        <w:t xml:space="preserve"> shows how many guests are on each of the three pathways now, instead of referrals by category.</w:t>
+      </w:r>
+    </w:p>
+    <w:p>
+      <w:pPr>
+        <w:pStyle w:val="ListBullet"/>
+      </w:pPr>
+      <w:r>
+        <w:rPr>
+          <w:b/>
+        </w:rPr>
+        <w:t>Export CSV</w:t>
+      </w:r>
+      <w:r>
+        <w:rPr/>
+        <w:t xml:space="preserve"> now has one row per guest registered in the period, with their pathway, status, demographics and referral source. Before, it had one row per practical-support referral.</w:t>
+      </w:r>
+    </w:p>
+    <w:p>
+      <w:pPr>
+        <w:pStyle w:val="ListBullet"/>
+      </w:pPr>
+      <w:r>
+        <w:rPr/>
+        <w:t>The three names are the same on every screen, export and episode record. Before, some screens said "Wellbeing support", "Additional / Clinical" or "Community &amp; Recovery".</w:t>
+      </w:r>
+    </w:p>
+    <w:p>
+      <w:pPr>
+        <w:pStyle w:val="ListBullet"/>
+      </w:pPr>
+      <w:r>
+        <w:rPr/>
+        <w:t>Opening the guest list from a dashboard count now shows the chosen Pathway or Status in its dropdown.</w:t>
+      </w:r>
+    </w:p>
+    <w:p>
+      <w:pPr>
+        <w:pStyle w:val="Heading2"/>
+        <w:pBdr>
+          <w:bottom w:val="single" w:sz="6" w:space="4" w:color="E8D5DB"/>
+        </w:pBdr>
+      </w:pPr>
+      <w:r>
+        <w:rPr/>
         <w:t>Also fixed</w:t>
       </w:r>
     </w:p>

--- a/docs/handover/word/EMHIP-07-Release-Notes-2026-09-30.docx
+++ b/docs/handover/word/EMHIP-07-Release-Notes-2026-09-30.docx
@@ -1751,6 +1751,61 @@
       </w:r>
     </w:p>
     <w:p>
+      <w:pPr>
+        <w:pStyle w:val="ListBullet"/>
+      </w:pPr>
+      <w:r>
+        <w:rPr>
+          <w:b/>
+        </w:rPr>
+        <w:t>Register New Guest, step 2:</w:t>
+      </w:r>
+      <w:r>
+        <w:rPr/>
+        <w:t xml:space="preserve"> a detail field (allergy details, family history details, inpatient year and location, diagnosis group and reported diagnosis, and the risk-history comments) is cleared and greyed out when its question is answered </w:t>
+      </w:r>
+      <w:r>
+        <w:rPr>
+          <w:b/>
+        </w:rPr>
+        <w:t>No</w:t>
+      </w:r>
+      <w:r>
+        <w:rPr/>
+        <w:t xml:space="preserve"> or </w:t>
+      </w:r>
+      <w:r>
+        <w:rPr>
+          <w:b/>
+        </w:rPr>
+        <w:t>Unknown</w:t>
+      </w:r>
+      <w:r>
+        <w:rPr/>
+        <w:t xml:space="preserve">, and opens again for </w:t>
+      </w:r>
+      <w:r>
+        <w:rPr>
+          <w:b/>
+        </w:rPr>
+        <w:t>Yes</w:t>
+      </w:r>
+      <w:r>
+        <w:rPr/>
+        <w:t xml:space="preserve"> or </w:t>
+      </w:r>
+      <w:r>
+        <w:rPr>
+          <w:b/>
+        </w:rPr>
+        <w:t>Unsure</w:t>
+      </w:r>
+      <w:r>
+        <w:rPr/>
+        <w:t>. Before, a detail typed earlier stayed and was saved against a "No".</w:t>
+      </w:r>
+    </w:p>
+    <w:p>
       <w:r>
         <w:rPr>
           <w:b/>

--- a/docs/handover/word/EMHIP-07-Release-Notes-2026-09-30.docx
+++ b/docs/handover/word/EMHIP-07-Release-Notes-2026-09-30.docx
@@ -1758,6 +1758,21 @@
         <w:rPr>
           <w:b/>
         </w:rPr>
+        <w:t>Guest record → Demographics → Next steps</w:t>
+      </w:r>
+      <w:r>
+        <w:rPr/>
+        <w:t xml:space="preserve"> reflects what has been recorded. Before, it always pointed at the initial conversation, even when that was completed during registration. It now ticks off the initial conversation and DIALOG baseline with their dates, and its main button leads to the first step still to do.</w:t>
+      </w:r>
+    </w:p>
+    <w:p>
+      <w:pPr>
+        <w:pStyle w:val="ListBullet"/>
+      </w:pPr>
+      <w:r>
+        <w:rPr>
+          <w:b/>
+        </w:rPr>
         <w:t>Register New Guest, step 2:</w:t>
       </w:r>
       <w:r>
